--- a/applications_generated/tiktok_research_scientist_generative_ai_tiktok_searc/ATS_RESUME.docx
+++ b/applications_generated/tiktok_research_scientist_generative_ai_tiktok_searc/ATS_RESUME.docx
@@ -594,31 +594,31 @@
       </w:rPr>
     </w:lvl>
   </w:abstractNum>
-  <w:num w:numId="1" w16cid:durableId="779880454">
+  <w:num w:numId="1" w16cid:durableId="700008591">
     <w:abstractNumId w:val="8"/>
   </w:num>
-  <w:num w:numId="2" w16cid:durableId="1189179468">
+  <w:num w:numId="2" w16cid:durableId="1757750181">
     <w:abstractNumId w:val="6"/>
   </w:num>
-  <w:num w:numId="3" w16cid:durableId="2022317700">
+  <w:num w:numId="3" w16cid:durableId="1473448089">
     <w:abstractNumId w:val="5"/>
   </w:num>
-  <w:num w:numId="4" w16cid:durableId="928856387">
+  <w:num w:numId="4" w16cid:durableId="431779881">
     <w:abstractNumId w:val="4"/>
   </w:num>
-  <w:num w:numId="5" w16cid:durableId="2006471377">
+  <w:num w:numId="5" w16cid:durableId="241642068">
     <w:abstractNumId w:val="7"/>
   </w:num>
-  <w:num w:numId="6" w16cid:durableId="1412965764">
+  <w:num w:numId="6" w16cid:durableId="1509363567">
     <w:abstractNumId w:val="3"/>
   </w:num>
-  <w:num w:numId="7" w16cid:durableId="1015110983">
+  <w:num w:numId="7" w16cid:durableId="2106420472">
     <w:abstractNumId w:val="2"/>
   </w:num>
-  <w:num w:numId="8" w16cid:durableId="1122043007">
+  <w:num w:numId="8" w16cid:durableId="141241373">
     <w:abstractNumId w:val="1"/>
   </w:num>
-  <w:num w:numId="9" w16cid:durableId="2076127007">
+  <w:num w:numId="9" w16cid:durableId="1761632381">
     <w:abstractNumId w:val="0"/>
   </w:num>
 </w:numbering>

--- a/applications_generated/tiktok_research_scientist_generative_ai_tiktok_searc/ATS_RESUME.docx
+++ b/applications_generated/tiktok_research_scientist_generative_ai_tiktok_searc/ATS_RESUME.docx
@@ -594,31 +594,31 @@
       </w:rPr>
     </w:lvl>
   </w:abstractNum>
-  <w:num w:numId="1" w16cid:durableId="700008591">
+  <w:num w:numId="1" w16cid:durableId="1198355488">
     <w:abstractNumId w:val="8"/>
   </w:num>
-  <w:num w:numId="2" w16cid:durableId="1757750181">
+  <w:num w:numId="2" w16cid:durableId="171992900">
     <w:abstractNumId w:val="6"/>
   </w:num>
-  <w:num w:numId="3" w16cid:durableId="1473448089">
+  <w:num w:numId="3" w16cid:durableId="548568303">
     <w:abstractNumId w:val="5"/>
   </w:num>
-  <w:num w:numId="4" w16cid:durableId="431779881">
+  <w:num w:numId="4" w16cid:durableId="901868246">
     <w:abstractNumId w:val="4"/>
   </w:num>
-  <w:num w:numId="5" w16cid:durableId="241642068">
+  <w:num w:numId="5" w16cid:durableId="270402698">
     <w:abstractNumId w:val="7"/>
   </w:num>
-  <w:num w:numId="6" w16cid:durableId="1509363567">
+  <w:num w:numId="6" w16cid:durableId="1482039226">
     <w:abstractNumId w:val="3"/>
   </w:num>
-  <w:num w:numId="7" w16cid:durableId="2106420472">
+  <w:num w:numId="7" w16cid:durableId="144863046">
     <w:abstractNumId w:val="2"/>
   </w:num>
-  <w:num w:numId="8" w16cid:durableId="141241373">
+  <w:num w:numId="8" w16cid:durableId="1888642897">
     <w:abstractNumId w:val="1"/>
   </w:num>
-  <w:num w:numId="9" w16cid:durableId="1761632381">
+  <w:num w:numId="9" w16cid:durableId="1685397986">
     <w:abstractNumId w:val="0"/>
   </w:num>
 </w:numbering>
